--- a/pr-preview/pr-126/multiple-testing-handout-tracked-changes.docx
+++ b/pr-preview/pr-126/multiple-testing-handout-tracked-changes.docx
@@ -26,7 +26,7 @@
       </w:pPr>
       <w:ins w:id="2" w:author="PR Preview" w:date="2026-01-01T00:00:00Z">
         <w:r>
-          <w:t xml:space="preserve">Last modified: 2026-10-13 19:37:09 (PDT)</w:t>
+          <w:t xml:space="preserve">Last modified: 2026-10-13 21:02:10 (PDT)</w:t>
         </w:r>
       </w:ins>
     </w:p>

--- a/pr-preview/pr-126/multiple-testing-handout-tracked-changes.docx
+++ b/pr-preview/pr-126/multiple-testing-handout-tracked-changes.docx
@@ -16,7 +16,7 @@
       </w:pPr>
       <w:del w:id="1" w:author="PR Preview" w:date="2026-01-01T00:00:00Z">
         <w:r>
-          <w:delText xml:space="preserve">Last modified: 2026-10-13 19:33:04 (PDT)</w:delText>
+          <w:delText xml:space="preserve">Last modified: 2026-10-13 22:36:40 (PDT)</w:delText>
         </w:r>
       </w:del>
     </w:p>
@@ -26,7 +26,7 @@
       </w:pPr>
       <w:ins w:id="2" w:author="PR Preview" w:date="2026-01-01T00:00:00Z">
         <w:r>
-          <w:t xml:space="preserve">Last modified: 2026-10-13 21:02:10 (PDT)</w:t>
+          <w:t xml:space="preserve">Last modified: 2026-10-13 22:33:57 (PDT)</w:t>
         </w:r>
       </w:ins>
     </w:p>
@@ -3952,7 +3952,7 @@
     <w:bookmarkEnd w:id="25"/>
     <w:bookmarkEnd w:id="26"/>
     <w:bookmarkEnd w:id="27"/>
-    <w:bookmarkStart w:id="48" w:name="sec-error-rates"/>
+    <w:bookmarkStart w:id="52" w:name="sec-error-rates"/>
     <w:p>
       <w:pPr>
         <w:pStyle w:val="Heading2"/>
@@ -6262,7 +6262,7 @@
     </w:p>
     <w:bookmarkEnd w:id="31"/>
     <w:bookmarkEnd w:id="32"/>
-    <w:bookmarkStart w:id="35" w:name="sec-fwer"/>
+    <w:bookmarkStart w:id="36" w:name="sec-fwer"/>
     <w:p>
       <w:pPr>
         <w:pStyle w:val="Heading3"/>
@@ -6415,10 +6415,22 @@
         </m:oMath>
       </m:oMathPara>
     </w:p>
+    <w:bookmarkEnd w:id="33"/>
+    <w:bookmarkStart w:id="34" w:name="def-fwer-control"/>
     <w:p>
       <w:pPr>
         <w:pStyle w:val="FirstParagraph"/>
       </w:pPr>
+      <w:r>
+        <w:rPr>
+          <w:b/>
+          <w:bCs/>
+        </w:rPr>
+        <w:t xml:space="preserve">Definition 3 (Controlling the family-wise error rate)</w:t>
+      </w:r>
+      <w:r>
+        <w:t xml:space="preserve"> </w:t>
+      </w:r>
       <w:r>
         <w:t xml:space="preserve">A procedure</w:t>
       </w:r>
@@ -6478,8 +6490,8 @@
         <w:t xml:space="preserve">for every possible set of true null hypotheses.</w:t>
       </w:r>
     </w:p>
-    <w:bookmarkEnd w:id="33"/>
-    <w:bookmarkStart w:id="34" w:name="exm-fwer"/>
+    <w:bookmarkEnd w:id="34"/>
+    <w:bookmarkStart w:id="35" w:name="exm-fwer"/>
     <w:p>
       <w:pPr>
         <w:pStyle w:val="BodyText"/>
@@ -7063,9 +7075,9 @@
         <w:t xml:space="preserve">predicts for tests that are independent.</w:t>
       </w:r>
     </w:p>
-    <w:bookmarkEnd w:id="34"/>
     <w:bookmarkEnd w:id="35"/>
-    <w:bookmarkStart w:id="42" w:name="sec-fdr"/>
+    <w:bookmarkEnd w:id="36"/>
+    <w:bookmarkStart w:id="45" w:name="sec-fdr"/>
     <w:p>
       <w:pPr>
         <w:pStyle w:val="Heading3"/>
@@ -7074,7 +7086,7 @@
         <w:t xml:space="preserve">3.3 The false discovery rate</w:t>
       </w:r>
     </w:p>
-    <w:bookmarkStart w:id="39" w:name="def-fdr"/>
+    <w:bookmarkStart w:id="37" w:name="def-fdp"/>
     <w:p>
       <w:pPr>
         <w:pStyle w:val="FirstParagraph"/>
@@ -7084,7 +7096,7 @@
           <w:b/>
           <w:bCs/>
         </w:rPr>
-        <w:t xml:space="preserve">Definition 3 (False discovery rate)</w:t>
+        <w:t xml:space="preserve">Definition 4 (False discovery proportion)</w:t>
       </w:r>
       <w:r>
         <w:t xml:space="preserve"> </w:t>
@@ -7157,29 +7169,7 @@
         <w:t xml:space="preserve"> </w:t>
       </w:r>
       <w:r>
-        <w:t xml:space="preserve">counted as 0 when there are no rejections,</w:t>
-      </w:r>
-      <w:r>
-        <w:t xml:space="preserve"> </w:t>
-      </w:r>
-      <w:r>
-        <w:t xml:space="preserve">and the</w:t>
-      </w:r>
-      <w:r>
-        <w:t xml:space="preserve"> </w:t>
-      </w:r>
-      <w:r>
-        <w:rPr>
-          <w:b/>
-          <w:bCs/>
-        </w:rPr>
-        <w:t xml:space="preserve">false discovery rate</w:t>
-      </w:r>
-      <w:r>
-        <w:t xml:space="preserve"> </w:t>
-      </w:r>
-      <w:r>
-        <w:t xml:space="preserve">(FDR) is its expected value:</w:t>
+        <w:t xml:space="preserve">counted as 0 when there are no rejections:</w:t>
       </w:r>
     </w:p>
     <w:p>
@@ -7263,11 +7253,70 @@
             <m:rPr>
               <m:sty m:val="p"/>
             </m:rPr>
-            <m:t>,</m:t>
+            <m:t>.</m:t>
           </m:r>
-          <m:r>
-            <m:t>  </m:t>
-          </m:r>
+        </m:oMath>
+      </m:oMathPara>
+    </w:p>
+    <w:bookmarkEnd w:id="37"/>
+    <w:bookmarkStart w:id="41" w:name="def-fdr"/>
+    <w:p>
+      <w:pPr>
+        <w:pStyle w:val="FirstParagraph"/>
+      </w:pPr>
+      <w:r>
+        <w:rPr>
+          <w:b/>
+          <w:bCs/>
+        </w:rPr>
+        <w:t xml:space="preserve">Definition 5 (False discovery rate)</w:t>
+      </w:r>
+      <w:r>
+        <w:t xml:space="preserve"> </w:t>
+      </w:r>
+      <w:r>
+        <w:t xml:space="preserve">The</w:t>
+      </w:r>
+      <w:r>
+        <w:t xml:space="preserve"> </w:t>
+      </w:r>
+      <w:r>
+        <w:rPr>
+          <w:b/>
+          <w:bCs/>
+        </w:rPr>
+        <w:t xml:space="preserve">false discovery rate</w:t>
+      </w:r>
+      <w:r>
+        <w:t xml:space="preserve"> </w:t>
+      </w:r>
+      <w:r>
+        <w:t xml:space="preserve">(FDR) is the expected value of the</w:t>
+      </w:r>
+      <w:r>
+        <w:t xml:space="preserve"> </w:t>
+      </w:r>
+      <w:hyperlink w:anchor="def-fdp">
+        <w:r>
+          <w:rPr>
+            <w:rStyle w:val="Hyperlink"/>
+          </w:rPr>
+          <w:t xml:space="preserve">false discovery proportion</w:t>
+        </w:r>
+      </w:hyperlink>
+      <w:r>
+        <w:t xml:space="preserve">:</w:t>
+      </w:r>
+    </w:p>
+    <w:p>
+      <w:pPr>
+        <w:pStyle w:val="BodyText"/>
+      </w:pPr>
+      <m:oMathPara>
+        <m:oMathParaPr>
+          <m:jc m:val="center"/>
+        </m:oMathParaPr>
+        <m:oMath>
           <m:r>
             <m:rPr>
               <m:nor/>
@@ -7331,69 +7380,6 @@
           </m:r>
         </m:oMath>
       </m:oMathPara>
-    </w:p>
-    <w:p>
-      <w:pPr>
-        <w:pStyle w:val="FirstParagraph"/>
-      </w:pPr>
-      <w:r>
-        <w:t xml:space="preserve">A procedure</w:t>
-      </w:r>
-      <w:r>
-        <w:t xml:space="preserve"> </w:t>
-      </w:r>
-      <w:r>
-        <w:rPr>
-          <w:b/>
-          <w:bCs/>
-        </w:rPr>
-        <w:t xml:space="preserve">controls the FDR at level</w:t>
-      </w:r>
-      <w:r>
-        <w:rPr>
-          <w:b/>
-          <w:bCs/>
-        </w:rPr>
-        <w:t xml:space="preserve"> </w:t>
-      </w:r>
-      <m:oMath>
-        <m:r>
-          <m:t>q</m:t>
-        </m:r>
-      </m:oMath>
-      <w:r>
-        <w:t xml:space="preserve"> </w:t>
-      </w:r>
-      <w:r>
-        <w:t xml:space="preserve">if</w:t>
-      </w:r>
-      <w:r>
-        <w:t xml:space="preserve"> </w:t>
-      </w:r>
-      <m:oMath>
-        <m:r>
-          <m:rPr>
-            <m:nor/>
-            <m:sty m:val="p"/>
-          </m:rPr>
-          <m:t>FDR</m:t>
-        </m:r>
-        <m:r>
-          <m:rPr>
-            <m:sty m:val="p"/>
-          </m:rPr>
-          <m:t>≤</m:t>
-        </m:r>
-        <m:r>
-          <m:t>q</m:t>
-        </m:r>
-      </m:oMath>
-      <w:r>
-        <w:t xml:space="preserve"> </w:t>
-      </w:r>
-      <w:r>
-        <w:t xml:space="preserve">for every possible set of true null hypotheses.</w:t>
-      </w:r>
     </w:p>
     <w:tbl>
       <w:tblPr>
@@ -7425,7 +7411,7 @@
           </w:tcPr>
           <w:p>
             <w:pPr>
-              <w:pStyle w:val="BodyText"/>
+              <w:pStyle w:val="FirstParagraph"/>
             </w:pPr>
             <w:pPr>
               <w:spacing w:before="0" w:after="0"/>
@@ -7436,18 +7422,18 @@
                 <wp:inline>
                   <wp:extent cx="152400" cy="152400"/>
                   <wp:effectExtent b="0" l="0" r="0" t="0"/>
-                  <wp:docPr descr="" title="" id="37" name="Picture"/>
+                  <wp:docPr descr="" title="" id="39" name="Picture"/>
                   <a:graphic>
                     <a:graphicData uri="http://schemas.openxmlformats.org/drawingml/2006/picture">
                       <pic:pic>
                         <pic:nvPicPr>
-                          <pic:cNvPr descr="/opt/quarto/share/formats/docx/note.png" id="38" name="Picture"/>
+                          <pic:cNvPr descr="/opt/quarto/share/formats/docx/note.png" id="40" name="Picture"/>
                           <pic:cNvPicPr>
                             <a:picLocks noChangeArrowheads="1" noChangeAspect="1"/>
                           </pic:cNvPicPr>
                         </pic:nvPicPr>
                         <pic:blipFill>
-                          <a:blip r:embed="rId36"/>
+                          <a:blip r:embed="rId38"/>
                           <a:stretch>
                             <a:fillRect/>
                           </a:stretch>
@@ -7596,8 +7582,83 @@
         </w:tc>
       </w:tr>
     </w:tbl>
-    <w:bookmarkEnd w:id="39"/>
-    <w:bookmarkStart w:id="40" w:name="exm-fdr"/>
+    <w:bookmarkEnd w:id="41"/>
+    <w:bookmarkStart w:id="42" w:name="def-fdr-control"/>
+    <w:p>
+      <w:pPr>
+        <w:pStyle w:val="BodyText"/>
+      </w:pPr>
+      <w:r>
+        <w:rPr>
+          <w:b/>
+          <w:bCs/>
+        </w:rPr>
+        <w:t xml:space="preserve">Definition 6 (Controlling the false discovery rate)</w:t>
+      </w:r>
+      <w:r>
+        <w:t xml:space="preserve"> </w:t>
+      </w:r>
+      <w:r>
+        <w:t xml:space="preserve">A procedure</w:t>
+      </w:r>
+      <w:r>
+        <w:t xml:space="preserve"> </w:t>
+      </w:r>
+      <w:r>
+        <w:rPr>
+          <w:b/>
+          <w:bCs/>
+        </w:rPr>
+        <w:t xml:space="preserve">controls the FDR at level</w:t>
+      </w:r>
+      <w:r>
+        <w:rPr>
+          <w:b/>
+          <w:bCs/>
+        </w:rPr>
+        <w:t xml:space="preserve"> </w:t>
+      </w:r>
+      <m:oMath>
+        <m:r>
+          <m:t>q</m:t>
+        </m:r>
+      </m:oMath>
+      <w:r>
+        <w:t xml:space="preserve"> </w:t>
+      </w:r>
+      <w:r>
+        <w:t xml:space="preserve">if</w:t>
+      </w:r>
+      <w:r>
+        <w:t xml:space="preserve"> </w:t>
+      </w:r>
+      <m:oMath>
+        <m:r>
+          <m:rPr>
+            <m:nor/>
+            <m:sty m:val="p"/>
+          </m:rPr>
+          <m:t>FDR</m:t>
+        </m:r>
+        <m:r>
+          <m:rPr>
+            <m:sty m:val="p"/>
+          </m:rPr>
+          <m:t>≤</m:t>
+        </m:r>
+        <m:r>
+          <m:t>q</m:t>
+        </m:r>
+      </m:oMath>
+      <w:r>
+        <w:t xml:space="preserve"> </w:t>
+      </w:r>
+      <w:r>
+        <w:t xml:space="preserve">for every possible set of true null hypotheses.</w:t>
+      </w:r>
+    </w:p>
+    <w:bookmarkEnd w:id="42"/>
+    <w:bookmarkStart w:id="43" w:name="exm-fdr"/>
     <w:p>
       <w:pPr>
         <w:pStyle w:val="BodyText"/>
@@ -8154,8 +8215,8 @@
         <w:t xml:space="preserve">which is large next to the average of 85 true positives.</w:t>
       </w:r>
     </w:p>
-    <w:bookmarkEnd w:id="40"/>
-    <w:bookmarkStart w:id="41" w:name="rem-fdr-fwer"/>
+    <w:bookmarkEnd w:id="43"/>
+    <w:bookmarkStart w:id="44" w:name="rem-fdr-fwer"/>
     <w:p>
       <w:pPr>
         <w:pStyle w:val="BodyText"/>
@@ -8499,9 +8560,9 @@
         <w:t xml:space="preserve">where a few false positives are an acceptable price for more discoveries.</w:t>
       </w:r>
     </w:p>
-    <w:bookmarkEnd w:id="41"/>
-    <w:bookmarkEnd w:id="42"/>
-    <w:bookmarkStart w:id="47" w:name="sec-valid-p-values"/>
+    <w:bookmarkEnd w:id="44"/>
+    <w:bookmarkEnd w:id="45"/>
+    <w:bookmarkStart w:id="51" w:name="sec-valid-p-values"/>
     <w:p>
       <w:pPr>
         <w:pStyle w:val="Heading3"/>
@@ -8510,7 +8571,7 @@
         <w:t xml:space="preserve">3.4 Valid p-values</w:t>
       </w:r>
     </w:p>
-    <w:bookmarkStart w:id="43" w:name="def-valid-p-value"/>
+    <w:bookmarkStart w:id="46" w:name="def-valid-p-value"/>
     <w:p>
       <w:pPr>
         <w:pStyle w:val="FirstParagraph"/>
@@ -8520,7 +8581,7 @@
           <w:b/>
           <w:bCs/>
         </w:rPr>
-        <w:t xml:space="preserve">Definition 4 (Valid p-value)</w:t>
+        <w:t xml:space="preserve">Definition 7 (Valid p-value)</w:t>
       </w:r>
       <w:r>
         <w:t xml:space="preserve"> </w:t>
@@ -8740,12 +8801,24 @@
         </m:oMath>
       </m:oMathPara>
     </w:p>
+    <w:bookmarkEnd w:id="46"/>
+    <w:bookmarkStart w:id="47" w:name="rem-valid-p-value-uniform"/>
     <w:p>
       <w:pPr>
         <w:pStyle w:val="FirstParagraph"/>
       </w:pPr>
       <w:r>
-        <w:t xml:space="preserve">If the inequality is an equality,</w:t>
+        <w:rPr>
+          <w:i/>
+          <w:iCs/>
+        </w:rPr>
+        <w:t xml:space="preserve">Remark 3</w:t>
+      </w:r>
+      <w:r>
+        <w:t xml:space="preserve"> (Uniform p-values). </w:t>
+      </w:r>
+      <w:r>
+        <w:t xml:space="preserve">If the inequality in the definition of a valid p-value is an equality,</w:t>
       </w:r>
       <w:r>
         <w:t xml:space="preserve"> </w:t>
@@ -8817,8 +8890,8 @@
         <w:t xml:space="preserve">.</w:t>
       </w:r>
     </w:p>
-    <w:bookmarkEnd w:id="43"/>
-    <w:bookmarkStart w:id="44" w:name="exm-valid-p-value"/>
+    <w:bookmarkEnd w:id="47"/>
+    <w:bookmarkStart w:id="48" w:name="exm-valid-p-value"/>
     <w:p>
       <w:pPr>
         <w:pStyle w:val="BodyText"/>
@@ -9440,8 +9513,8 @@
         <w:t xml:space="preserve">.</w:t>
       </w:r>
     </w:p>
-    <w:bookmarkEnd w:id="44"/>
-    <w:bookmarkStart w:id="46" w:name="rem-valid-p-value-discrete"/>
+    <w:bookmarkEnd w:id="48"/>
+    <w:bookmarkStart w:id="50" w:name="rem-valid-p-value-discrete"/>
     <w:p>
       <w:pPr>
         <w:pStyle w:val="BodyText"/>
@@ -9451,7 +9524,7 @@
           <w:i/>
           <w:iCs/>
         </w:rPr>
-        <w:t xml:space="preserve">Remark 3</w:t>
+        <w:t xml:space="preserve">Remark 4</w:t>
       </w:r>
       <w:r>
         <w:t xml:space="preserve"> (Discrete statistics give conservative p-values). </w:t>
@@ -9462,7 +9535,7 @@
       <w:r>
         <w:t xml:space="preserve"> </w:t>
       </w:r>
-      <w:hyperlink r:id="rId45">
+      <w:hyperlink r:id="rId49">
         <w:r>
           <w:rPr>
             <w:rStyle w:val="Hyperlink"/>
@@ -9571,10 +9644,10 @@
         <w:t xml:space="preserve">it rejects a true null hypothesis less often than its nominal level.</w:t>
       </w:r>
     </w:p>
-    <w:bookmarkEnd w:id="46"/>
-    <w:bookmarkEnd w:id="47"/>
-    <w:bookmarkEnd w:id="48"/>
-    <w:bookmarkStart w:id="71" w:name="sec-fwer-control"/>
+    <w:bookmarkEnd w:id="50"/>
+    <w:bookmarkEnd w:id="51"/>
+    <w:bookmarkEnd w:id="52"/>
+    <w:bookmarkStart w:id="75" w:name="sec-fwer-control"/>
     <w:p>
       <w:pPr>
         <w:pStyle w:val="Heading2"/>
@@ -9583,7 +9656,7 @@
         <w:t xml:space="preserve">4 Controlling the family-wise error rate</w:t>
       </w:r>
     </w:p>
-    <w:bookmarkStart w:id="61" w:name="sec-bonferroni"/>
+    <w:bookmarkStart w:id="65" w:name="sec-bonferroni"/>
     <w:p>
       <w:pPr>
         <w:pStyle w:val="Heading3"/>
@@ -9592,7 +9665,7 @@
         <w:t xml:space="preserve">4.1 The Bonferroni correction</w:t>
       </w:r>
     </w:p>
-    <w:bookmarkStart w:id="51" w:name="def-bonferroni"/>
+    <w:bookmarkStart w:id="55" w:name="def-bonferroni"/>
     <w:p>
       <w:pPr>
         <w:pStyle w:val="FirstParagraph"/>
@@ -9602,7 +9675,7 @@
           <w:b/>
           <w:bCs/>
         </w:rPr>
-        <w:t xml:space="preserve">Definition 5 (Bonferroni correction)</w:t>
+        <w:t xml:space="preserve">Definition 8 (Bonferroni correction)</w:t>
       </w:r>
       <w:r>
         <w:t xml:space="preserve"> </w:t>
@@ -9924,18 +9997,18 @@
                 <wp:inline>
                   <wp:extent cx="152400" cy="152400"/>
                   <wp:effectExtent b="0" l="0" r="0" t="0"/>
-                  <wp:docPr descr="" title="" id="49" name="Picture"/>
+                  <wp:docPr descr="" title="" id="53" name="Picture"/>
                   <a:graphic>
                     <a:graphicData uri="http://schemas.openxmlformats.org/drawingml/2006/picture">
                       <pic:pic>
                         <pic:nvPicPr>
-                          <pic:cNvPr descr="/opt/quarto/share/formats/docx/note.png" id="50" name="Picture"/>
+                          <pic:cNvPr descr="/opt/quarto/share/formats/docx/note.png" id="54" name="Picture"/>
                           <pic:cNvPicPr>
                             <a:picLocks noChangeArrowheads="1" noChangeAspect="1"/>
                           </pic:cNvPicPr>
                         </pic:nvPicPr>
                         <pic:blipFill>
-                          <a:blip r:embed="rId36"/>
+                          <a:blip r:embed="rId38"/>
                           <a:stretch>
                             <a:fillRect/>
                           </a:stretch>
@@ -10002,8 +10075,8 @@
         </w:tc>
       </w:tr>
     </w:tbl>
-    <w:bookmarkEnd w:id="51"/>
-    <w:bookmarkStart w:id="52" w:name="exm-bonferroni"/>
+    <w:bookmarkEnd w:id="55"/>
+    <w:bookmarkStart w:id="56" w:name="exm-bonferroni"/>
     <w:p>
       <w:pPr>
         <w:pStyle w:val="BodyText"/>
@@ -11385,8 +11458,8 @@
         </w:tc>
       </w:tr>
     </w:tbl>
-    <w:bookmarkEnd w:id="52"/>
-    <w:bookmarkStart w:id="53" w:name="exr-union-bound"/>
+    <w:bookmarkEnd w:id="56"/>
+    <w:bookmarkStart w:id="57" w:name="exr-union-bound"/>
     <w:p>
       <w:pPr>
         <w:pStyle w:val="BodyText"/>
@@ -11666,8 +11739,8 @@
         </m:oMath>
       </m:oMathPara>
     </w:p>
-    <w:bookmarkEnd w:id="53"/>
-    <w:bookmarkStart w:id="54" w:name="sol-union-bound"/>
+    <w:bookmarkEnd w:id="57"/>
+    <w:bookmarkStart w:id="58" w:name="sol-union-bound"/>
     <w:p>
       <w:pPr>
         <w:pStyle w:val="FirstParagraph"/>
@@ -11961,8 +12034,8 @@
         <w:t xml:space="preserve">The inequality holds.</w:t>
       </w:r>
     </w:p>
-    <w:bookmarkEnd w:id="54"/>
-    <w:bookmarkStart w:id="55" w:name="thm-union-bound"/>
+    <w:bookmarkEnd w:id="58"/>
+    <w:bookmarkStart w:id="59" w:name="thm-union-bound"/>
     <w:p>
       <w:pPr>
         <w:pStyle w:val="FirstParagraph"/>
@@ -12197,7 +12270,7 @@
         </m:oMath>
       </m:oMathPara>
     </w:p>
-    <w:bookmarkEnd w:id="55"/>
+    <w:bookmarkEnd w:id="59"/>
     <w:p>
       <w:pPr>
         <w:pStyle w:val="FirstParagraph"/>
@@ -12761,7 +12834,7 @@
         </m:oMath>
       </m:oMathPara>
     </w:p>
-    <w:bookmarkStart w:id="56" w:name="exm-union-bound"/>
+    <w:bookmarkStart w:id="60" w:name="exm-union-bound"/>
     <w:p>
       <w:pPr>
         <w:pStyle w:val="FirstParagraph"/>
@@ -13060,8 +13133,8 @@
         <w:t xml:space="preserve">the bound exceeds 1 and says nothing.</w:t>
       </w:r>
     </w:p>
-    <w:bookmarkEnd w:id="56"/>
-    <w:bookmarkStart w:id="57" w:name="exr-bonferroni-fwer"/>
+    <w:bookmarkEnd w:id="60"/>
+    <w:bookmarkStart w:id="61" w:name="exr-bonferroni-fwer"/>
     <w:p>
       <w:pPr>
         <w:pStyle w:val="BodyText"/>
@@ -13098,7 +13171,7 @@
           <w:rPr>
             <w:rStyle w:val="Hyperlink"/>
           </w:rPr>
-          <w:t xml:space="preserve">Definition 4</w:t>
+          <w:t xml:space="preserve">Definition 7</w:t>
         </w:r>
       </w:hyperlink>
       <w:r>
@@ -13290,8 +13363,8 @@
         <w:t xml:space="preserve">.</w:t>
       </w:r>
     </w:p>
-    <w:bookmarkEnd w:id="57"/>
-    <w:bookmarkStart w:id="58" w:name="sol-bonferroni-fwer"/>
+    <w:bookmarkEnd w:id="61"/>
+    <w:bookmarkStart w:id="62" w:name="sol-bonferroni-fwer"/>
     <w:p>
       <w:pPr>
         <w:pStyle w:val="BodyText"/>
@@ -13314,7 +13387,7 @@
           <w:rPr>
             <w:rStyle w:val="Hyperlink"/>
           </w:rPr>
-          <w:t xml:space="preserve">Definition 5</w:t>
+          <w:t xml:space="preserve">Definition 8</w:t>
         </w:r>
       </w:hyperlink>
       <w:r>
@@ -13348,7 +13421,7 @@
           <w:rPr>
             <w:rStyle w:val="Hyperlink"/>
           </w:rPr>
-          <w:t xml:space="preserve">Definition 4</w:t>
+          <w:t xml:space="preserve">Definition 7</w:t>
         </w:r>
       </w:hyperlink>
       <w:r>
@@ -13991,8 +14064,8 @@
         </m:oMath>
       </m:oMathPara>
     </w:p>
-    <w:bookmarkEnd w:id="58"/>
-    <w:bookmarkStart w:id="59" w:name="thm-bonferroni-fwer"/>
+    <w:bookmarkEnd w:id="62"/>
+    <w:bookmarkStart w:id="63" w:name="thm-bonferroni-fwer"/>
     <w:p>
       <w:pPr>
         <w:pStyle w:val="FirstParagraph"/>
@@ -14015,7 +14088,7 @@
           <w:rPr>
             <w:rStyle w:val="Hyperlink"/>
           </w:rPr>
-          <w:t xml:space="preserve">Definition 4</w:t>
+          <w:t xml:space="preserve">Definition 7</w:t>
         </w:r>
       </w:hyperlink>
       <w:r>
@@ -14134,7 +14207,7 @@
         <w:t xml:space="preserve">whatever the dependence between the p-values.</w:t>
       </w:r>
     </w:p>
-    <w:bookmarkEnd w:id="59"/>
+    <w:bookmarkEnd w:id="63"/>
     <w:p>
       <w:pPr>
         <w:pStyle w:val="BodyText"/>
@@ -14417,7 +14490,7 @@
         <w:t xml:space="preserve">so it needs no assumption about how the p-values depend on each other.</w:t>
       </w:r>
     </w:p>
-    <w:bookmarkStart w:id="60" w:name="exm-bonferroni-fwer"/>
+    <w:bookmarkStart w:id="64" w:name="exm-bonferroni-fwer"/>
     <w:p>
       <w:pPr>
         <w:pStyle w:val="BodyText"/>
@@ -14733,9 +14806,9 @@
         <w:t xml:space="preserve">against 85% for unadjusted testing.</w:t>
       </w:r>
     </w:p>
-    <w:bookmarkEnd w:id="60"/>
-    <w:bookmarkEnd w:id="61"/>
-    <w:bookmarkStart w:id="70" w:name="sec-holm"/>
+    <w:bookmarkEnd w:id="64"/>
+    <w:bookmarkEnd w:id="65"/>
+    <w:bookmarkStart w:id="74" w:name="sec-holm"/>
     <w:p>
       <w:pPr>
         <w:pStyle w:val="Heading3"/>
@@ -14744,7 +14817,7 @@
         <w:t xml:space="preserve">4.2 Holm’s step-down procedure</w:t>
       </w:r>
     </w:p>
-    <w:bookmarkStart w:id="64" w:name="def-holm"/>
+    <w:bookmarkStart w:id="68" w:name="def-holm"/>
     <w:p>
       <w:pPr>
         <w:pStyle w:val="FirstParagraph"/>
@@ -14754,7 +14827,7 @@
           <w:b/>
           <w:bCs/>
         </w:rPr>
-        <w:t xml:space="preserve">Definition 6 (Holm’s step-down procedure)</w:t>
+        <w:t xml:space="preserve">Definition 9 (Holm’s step-down procedure)</w:t>
       </w:r>
       <w:r>
         <w:t xml:space="preserve"> </w:t>
@@ -15419,18 +15492,18 @@
                 <wp:inline>
                   <wp:extent cx="152400" cy="152400"/>
                   <wp:effectExtent b="0" l="0" r="0" t="0"/>
-                  <wp:docPr descr="" title="" id="62" name="Picture"/>
+                  <wp:docPr descr="" title="" id="66" name="Picture"/>
                   <a:graphic>
                     <a:graphicData uri="http://schemas.openxmlformats.org/drawingml/2006/picture">
                       <pic:pic>
                         <pic:nvPicPr>
-                          <pic:cNvPr descr="/opt/quarto/share/formats/docx/note.png" id="63" name="Picture"/>
+                          <pic:cNvPr descr="/opt/quarto/share/formats/docx/note.png" id="67" name="Picture"/>
                           <pic:cNvPicPr>
                             <a:picLocks noChangeArrowheads="1" noChangeAspect="1"/>
                           </pic:cNvPicPr>
                         </pic:nvPicPr>
                         <pic:blipFill>
-                          <a:blip r:embed="rId36"/>
+                          <a:blip r:embed="rId38"/>
                           <a:stretch>
                             <a:fillRect/>
                           </a:stretch>
@@ -15503,8 +15576,8 @@
         </w:tc>
       </w:tr>
     </w:tbl>
-    <w:bookmarkEnd w:id="64"/>
-    <w:bookmarkStart w:id="65" w:name="exm-holm"/>
+    <w:bookmarkEnd w:id="68"/>
+    <w:bookmarkStart w:id="69" w:name="exm-holm"/>
     <w:p>
       <w:pPr>
         <w:pStyle w:val="BodyText"/>
@@ -17605,8 +17678,8 @@
         <w:t xml:space="preserve">they reject 62 and 62.</w:t>
       </w:r>
     </w:p>
-    <w:bookmarkEnd w:id="65"/>
-    <w:bookmarkStart w:id="66" w:name="exr-holm-threshold"/>
+    <w:bookmarkEnd w:id="69"/>
+    <w:bookmarkStart w:id="70" w:name="exr-holm-threshold"/>
     <w:p>
       <w:pPr>
         <w:pStyle w:val="BodyText"/>
@@ -17867,8 +17940,8 @@
         </m:oMath>
       </m:oMathPara>
     </w:p>
-    <w:bookmarkEnd w:id="66"/>
-    <w:bookmarkStart w:id="67" w:name="sol-holm-threshold"/>
+    <w:bookmarkEnd w:id="70"/>
+    <w:bookmarkStart w:id="71" w:name="sol-holm-threshold"/>
     <w:p>
       <w:pPr>
         <w:pStyle w:val="FirstParagraph"/>
@@ -17894,7 +17967,7 @@
           <w:rPr>
             <w:rStyle w:val="Hyperlink"/>
           </w:rPr>
-          <w:t xml:space="preserve">Definition 6</w:t>
+          <w:t xml:space="preserve">Definition 9</w:t>
         </w:r>
       </w:hyperlink>
       <w:r>
@@ -18860,8 +18933,8 @@
         <w:t xml:space="preserve">, the claim follows.</w:t>
       </w:r>
     </w:p>
-    <w:bookmarkEnd w:id="67"/>
-    <w:bookmarkStart w:id="68" w:name="thm-holm-fwer"/>
+    <w:bookmarkEnd w:id="71"/>
+    <w:bookmarkStart w:id="72" w:name="thm-holm-fwer"/>
     <w:p>
       <w:pPr>
         <w:pStyle w:val="BodyText"/>
@@ -18884,7 +18957,7 @@
           <w:rPr>
             <w:rStyle w:val="Hyperlink"/>
           </w:rPr>
-          <w:t xml:space="preserve">Definition 4</w:t>
+          <w:t xml:space="preserve">Definition 7</w:t>
         </w:r>
       </w:hyperlink>
       <w:r>
@@ -18964,7 +19037,7 @@
         <w:t xml:space="preserve">whatever the dependence between the p-values.</w:t>
       </w:r>
     </w:p>
-    <w:bookmarkEnd w:id="68"/>
+    <w:bookmarkEnd w:id="72"/>
     <w:p>
       <w:pPr>
         <w:pStyle w:val="BodyText"/>
@@ -20069,7 +20142,7 @@
           <w:rPr>
             <w:rStyle w:val="Hyperlink"/>
           </w:rPr>
-          <w:t xml:space="preserve">Definition 4</w:t>
+          <w:t xml:space="preserve">Definition 7</w:t>
         </w:r>
       </w:hyperlink>
       <w:r>
@@ -20082,7 +20155,7 @@
         <w:t xml:space="preserve">As for the Bonferroni correction, no assumption about dependence is needed.</w:t>
       </w:r>
     </w:p>
-    <w:bookmarkStart w:id="69" w:name="exm-holm-fwer"/>
+    <w:bookmarkStart w:id="73" w:name="exm-holm-fwer"/>
     <w:p>
       <w:pPr>
         <w:pStyle w:val="BodyText"/>
@@ -20325,10 +20398,10 @@
         <w:t xml:space="preserve">Holm’s procedure can only reject more, but here the extra rejections are rare.</w:t>
       </w:r>
     </w:p>
-    <w:bookmarkEnd w:id="69"/>
-    <w:bookmarkEnd w:id="70"/>
-    <w:bookmarkEnd w:id="71"/>
-    <w:bookmarkStart w:id="83" w:name="sec-fdr-control"/>
+    <w:bookmarkEnd w:id="73"/>
+    <w:bookmarkEnd w:id="74"/>
+    <w:bookmarkEnd w:id="75"/>
+    <w:bookmarkStart w:id="87" w:name="sec-fdr-control"/>
     <w:p>
       <w:pPr>
         <w:pStyle w:val="Heading2"/>
@@ -20337,7 +20410,7 @@
         <w:t xml:space="preserve">5 Controlling the false discovery rate</w:t>
       </w:r>
     </w:p>
-    <w:bookmarkStart w:id="82" w:name="sec-bh"/>
+    <w:bookmarkStart w:id="86" w:name="sec-bh"/>
     <w:p>
       <w:pPr>
         <w:pStyle w:val="Heading3"/>
@@ -20346,7 +20419,7 @@
         <w:t xml:space="preserve">5.1 The Benjamini–Hochberg procedure</w:t>
       </w:r>
     </w:p>
-    <w:bookmarkStart w:id="74" w:name="def-bh"/>
+    <w:bookmarkStart w:id="78" w:name="def-bh"/>
     <w:p>
       <w:pPr>
         <w:pStyle w:val="FirstParagraph"/>
@@ -20356,7 +20429,7 @@
           <w:b/>
           <w:bCs/>
         </w:rPr>
-        <w:t xml:space="preserve">Definition 7 (Benjamini–Hochberg procedure)</w:t>
+        <w:t xml:space="preserve">Definition 10 (Benjamini–Hochberg procedure)</w:t>
       </w:r>
       <w:r>
         <w:t xml:space="preserve"> </w:t>
@@ -20463,7 +20536,7 @@
           <w:rPr>
             <w:rStyle w:val="Hyperlink"/>
           </w:rPr>
-          <w:t xml:space="preserve">Definition 6</w:t>
+          <w:t xml:space="preserve">Definition 9</w:t>
         </w:r>
       </w:hyperlink>
       <w:r>
@@ -20855,18 +20928,18 @@
                 <wp:inline>
                   <wp:extent cx="152400" cy="152400"/>
                   <wp:effectExtent b="0" l="0" r="0" t="0"/>
-                  <wp:docPr descr="" title="" id="72" name="Picture"/>
+                  <wp:docPr descr="" title="" id="76" name="Picture"/>
                   <a:graphic>
                     <a:graphicData uri="http://schemas.openxmlformats.org/drawingml/2006/picture">
                       <pic:pic>
                         <pic:nvPicPr>
-                          <pic:cNvPr descr="/opt/quarto/share/formats/docx/note.png" id="73" name="Picture"/>
+                          <pic:cNvPr descr="/opt/quarto/share/formats/docx/note.png" id="77" name="Picture"/>
                           <pic:cNvPicPr>
                             <a:picLocks noChangeArrowheads="1" noChangeAspect="1"/>
                           </pic:cNvPicPr>
                         </pic:nvPicPr>
                         <pic:blipFill>
-                          <a:blip r:embed="rId36"/>
+                          <a:blip r:embed="rId38"/>
                           <a:stretch>
                             <a:fillRect/>
                           </a:stretch>
@@ -20939,8 +21012,8 @@
         </w:tc>
       </w:tr>
     </w:tbl>
-    <w:bookmarkEnd w:id="74"/>
-    <w:bookmarkStart w:id="75" w:name="rem-bh-step-up"/>
+    <w:bookmarkEnd w:id="78"/>
+    <w:bookmarkStart w:id="79" w:name="rem-bh-step-up"/>
     <w:p>
       <w:pPr>
         <w:pStyle w:val="BodyText"/>
@@ -20950,7 +21023,7 @@
           <w:i/>
           <w:iCs/>
         </w:rPr>
-        <w:t xml:space="preserve">Remark 4</w:t>
+        <w:t xml:space="preserve">Remark 5</w:t>
       </w:r>
       <w:r>
         <w:t xml:space="preserve"> (BH is a step-up procedure). </w:t>
@@ -21116,8 +21189,8 @@
         <w:t xml:space="preserve">.</w:t>
       </w:r>
     </w:p>
-    <w:bookmarkEnd w:id="75"/>
-    <w:bookmarkStart w:id="76" w:name="exm-bh"/>
+    <w:bookmarkEnd w:id="79"/>
+    <w:bookmarkStart w:id="80" w:name="exm-bh"/>
     <w:p>
       <w:pPr>
         <w:pStyle w:val="BodyText"/>
@@ -23114,8 +23187,8 @@
         <w:t xml:space="preserve">not about this particular list of 250 genes.</w:t>
       </w:r>
     </w:p>
-    <w:bookmarkEnd w:id="76"/>
-    <w:bookmarkStart w:id="79" w:name="thm-bh-fdr"/>
+    <w:bookmarkEnd w:id="80"/>
+    <w:bookmarkStart w:id="83" w:name="thm-bh-fdr"/>
     <w:p>
       <w:pPr>
         <w:pStyle w:val="BodyText"/>
@@ -23325,18 +23398,18 @@
                 <wp:inline>
                   <wp:extent cx="152400" cy="152400"/>
                   <wp:effectExtent b="0" l="0" r="0" t="0"/>
-                  <wp:docPr descr="" title="" id="77" name="Picture"/>
+                  <wp:docPr descr="" title="" id="81" name="Picture"/>
                   <a:graphic>
                     <a:graphicData uri="http://schemas.openxmlformats.org/drawingml/2006/picture">
                       <pic:pic>
                         <pic:nvPicPr>
-                          <pic:cNvPr descr="/opt/quarto/share/formats/docx/note.png" id="78" name="Picture"/>
+                          <pic:cNvPr descr="/opt/quarto/share/formats/docx/note.png" id="82" name="Picture"/>
                           <pic:cNvPicPr>
                             <a:picLocks noChangeArrowheads="1" noChangeAspect="1"/>
                           </pic:cNvPicPr>
                         </pic:nvPicPr>
                         <pic:blipFill>
-                          <a:blip r:embed="rId36"/>
+                          <a:blip r:embed="rId38"/>
                           <a:stretch>
                             <a:fillRect/>
                           </a:stretch>
@@ -23421,8 +23494,8 @@
         </w:tc>
       </w:tr>
     </w:tbl>
-    <w:bookmarkEnd w:id="79"/>
-    <w:bookmarkStart w:id="80" w:name="exm-bh-fdr"/>
+    <w:bookmarkEnd w:id="83"/>
+    <w:bookmarkStart w:id="84" w:name="exm-bh-fdr"/>
     <w:p>
       <w:pPr>
         <w:pStyle w:val="BodyText"/>
@@ -23780,8 +23853,8 @@
         <w:t xml:space="preserve">88% of the repetitions.</w:t>
       </w:r>
     </w:p>
-    <w:bookmarkEnd w:id="80"/>
-    <w:bookmarkStart w:id="81" w:name="rem-bh-dependence"/>
+    <w:bookmarkEnd w:id="84"/>
+    <w:bookmarkStart w:id="85" w:name="rem-bh-dependence"/>
     <w:p>
       <w:pPr>
         <w:pStyle w:val="BodyText"/>
@@ -23791,7 +23864,7 @@
           <w:i/>
           <w:iCs/>
         </w:rPr>
-        <w:t xml:space="preserve">Remark 5</w:t>
+        <w:t xml:space="preserve">Remark 6</w:t>
       </w:r>
       <w:r>
         <w:t xml:space="preserve"> (BH under dependence). </w:t>
@@ -23952,10 +24025,10 @@
         <w:t xml:space="preserve">discuss the procedure in practice.</w:t>
       </w:r>
     </w:p>
-    <w:bookmarkEnd w:id="81"/>
-    <w:bookmarkEnd w:id="82"/>
-    <w:bookmarkEnd w:id="83"/>
-    <w:bookmarkStart w:id="87" w:name="sec-adjusted-p-values"/>
+    <w:bookmarkEnd w:id="85"/>
+    <w:bookmarkEnd w:id="86"/>
+    <w:bookmarkEnd w:id="87"/>
+    <w:bookmarkStart w:id="92" w:name="sec-adjusted-p-values"/>
     <w:p>
       <w:pPr>
         <w:pStyle w:val="Heading2"/>
@@ -23964,7 +24037,7 @@
         <w:t xml:space="preserve">6 Adjusted p-values and q-values</w:t>
       </w:r>
     </w:p>
-    <w:bookmarkStart w:id="84" w:name="def-adjusted-p-value"/>
+    <w:bookmarkStart w:id="88" w:name="def-adjusted-p-value"/>
     <w:p>
       <w:pPr>
         <w:pStyle w:val="FirstParagraph"/>
@@ -23974,7 +24047,7 @@
           <w:b/>
           <w:bCs/>
         </w:rPr>
-        <w:t xml:space="preserve">Definition 8 (Adjusted p-value)</w:t>
+        <w:t xml:space="preserve">Definition 11 (Adjusted p-value)</w:t>
       </w:r>
       <w:r>
         <w:t xml:space="preserve"> </w:t>
@@ -24277,10 +24350,22 @@
         </m:oMath>
       </m:oMathPara>
     </w:p>
+    <w:bookmarkEnd w:id="88"/>
+    <w:bookmarkStart w:id="89" w:name="rem-adjusted-p-value-levels"/>
     <w:p>
       <w:pPr>
         <w:pStyle w:val="FirstParagraph"/>
       </w:pPr>
+      <w:r>
+        <w:rPr>
+          <w:i/>
+          <w:iCs/>
+        </w:rPr>
+        <w:t xml:space="preserve">Remark 7</w:t>
+      </w:r>
+      <w:r>
+        <w:t xml:space="preserve"> (Applying any level to adjusted p-values). </w:t>
+      </w:r>
       <w:r>
         <w:t xml:space="preserve">If the rejection set only grows as the level grows, as it does for the procedures on this page,</w:t>
       </w:r>
@@ -24347,8 +24432,8 @@
         <w:t xml:space="preserve">so a reader can apply any level to a list of adjusted p-values without redoing the procedure.</w:t>
       </w:r>
     </w:p>
-    <w:bookmarkEnd w:id="84"/>
-    <w:bookmarkStart w:id="85" w:name="exm-adjusted-p-value"/>
+    <w:bookmarkEnd w:id="89"/>
+    <w:bookmarkStart w:id="90" w:name="exm-adjusted-p-value"/>
     <w:p>
       <w:pPr>
         <w:pStyle w:val="BodyText"/>
@@ -26527,8 +26612,8 @@
         <w:t xml:space="preserve">it is not a proof that they agree for every data set.</w:t>
       </w:r>
     </w:p>
-    <w:bookmarkEnd w:id="85"/>
-    <w:bookmarkStart w:id="86" w:name="rem-q-value"/>
+    <w:bookmarkEnd w:id="90"/>
+    <w:bookmarkStart w:id="91" w:name="rem-q-value"/>
     <w:p>
       <w:pPr>
         <w:pStyle w:val="BodyText"/>
@@ -26538,7 +26623,7 @@
           <w:i/>
           <w:iCs/>
         </w:rPr>
-        <w:t xml:space="preserve">Remark 6</w:t>
+        <w:t xml:space="preserve">Remark 8</w:t>
       </w:r>
       <w:r>
         <w:t xml:space="preserve"> (q-values). </w:t>
@@ -26705,9 +26790,9 @@
         <w:t xml:space="preserve">, so Storey’s q-values are smaller, and reject more, when many null hypotheses are false.</w:t>
       </w:r>
     </w:p>
-    <w:bookmarkEnd w:id="86"/>
-    <w:bookmarkEnd w:id="87"/>
-    <w:bookmarkStart w:id="90" w:name="sec-procedure-comparison"/>
+    <w:bookmarkEnd w:id="91"/>
+    <w:bookmarkEnd w:id="92"/>
+    <w:bookmarkStart w:id="95" w:name="sec-procedure-comparison"/>
     <w:p>
       <w:pPr>
         <w:pStyle w:val="Heading2"/>
@@ -26716,7 +26801,7 @@
         <w:t xml:space="preserve">7 Comparing the procedures</w:t>
       </w:r>
     </w:p>
-    <w:bookmarkStart w:id="88" w:name="exm-procedure-comparison"/>
+    <w:bookmarkStart w:id="93" w:name="exm-procedure-comparison"/>
     <w:p>
       <w:pPr>
         <w:pStyle w:val="FirstParagraph"/>
@@ -27255,8 +27340,8 @@
         <w:t xml:space="preserve">Its FWER is far above 0.05, which BH does not promise to control.</w:t>
       </w:r>
     </w:p>
-    <w:bookmarkEnd w:id="88"/>
-    <w:bookmarkStart w:id="89" w:name="rem-choosing-error-rate"/>
+    <w:bookmarkEnd w:id="93"/>
+    <w:bookmarkStart w:id="94" w:name="rem-choosing-error-rate"/>
     <w:p>
       <w:pPr>
         <w:pStyle w:val="BodyText"/>
@@ -27266,7 +27351,7 @@
           <w:i/>
           <w:iCs/>
         </w:rPr>
-        <w:t xml:space="preserve">Remark 7</w:t>
+        <w:t xml:space="preserve">Remark 9</w:t>
       </w:r>
       <w:r>
         <w:t xml:space="preserve"> (Choosing an error rate). </w:t>
@@ -27305,9 +27390,9 @@
         <w:t xml:space="preserve">The choice should be made before looking at the data.</w:t>
       </w:r>
     </w:p>
-    <w:bookmarkEnd w:id="89"/>
-    <w:bookmarkEnd w:id="90"/>
-    <w:bookmarkStart w:id="106" w:name="sec-multiple-testing-reading"/>
+    <w:bookmarkEnd w:id="94"/>
+    <w:bookmarkEnd w:id="95"/>
+    <w:bookmarkStart w:id="111" w:name="sec-multiple-testing-reading"/>
     <w:p>
       <w:pPr>
         <w:pStyle w:val="Heading2"/>
@@ -27378,7 +27463,7 @@
       <w:r>
         <w:t xml:space="preserve"> </w:t>
       </w:r>
-      <w:hyperlink r:id="rId91">
+      <w:hyperlink r:id="rId96">
         <w:r>
           <w:rPr>
             <w:rStyle w:val="Hyperlink"/>
@@ -27428,8 +27513,8 @@
         <w:t xml:space="preserve">without a distributional model for the test statistic.</w:t>
       </w:r>
     </w:p>
-    <w:bookmarkStart w:id="105" w:name="refs"/>
-    <w:bookmarkStart w:id="93" w:name="ref-benjamini1995controlling"/>
+    <w:bookmarkStart w:id="110" w:name="refs"/>
+    <w:bookmarkStart w:id="98" w:name="ref-benjamini1995controlling"/>
     <w:p>
       <w:pPr>
         <w:pStyle w:val="Bibliography"/>
@@ -27462,7 +27547,7 @@
       <w:r>
         <w:t xml:space="preserve"> </w:t>
       </w:r>
-      <w:hyperlink r:id="rId92">
+      <w:hyperlink r:id="rId97">
         <w:r>
           <w:rPr>
             <w:rStyle w:val="Hyperlink"/>
@@ -27474,8 +27559,8 @@
         <w:t xml:space="preserve">.</w:t>
       </w:r>
     </w:p>
-    <w:bookmarkEnd w:id="93"/>
-    <w:bookmarkStart w:id="95" w:name="ref-benjamini2001control"/>
+    <w:bookmarkEnd w:id="98"/>
+    <w:bookmarkStart w:id="100" w:name="ref-benjamini2001control"/>
     <w:p>
       <w:pPr>
         <w:pStyle w:val="Bibliography"/>
@@ -27508,7 +27593,7 @@
       <w:r>
         <w:t xml:space="preserve"> </w:t>
       </w:r>
-      <w:hyperlink r:id="rId94">
+      <w:hyperlink r:id="rId99">
         <w:r>
           <w:rPr>
             <w:rStyle w:val="Hyperlink"/>
@@ -27520,8 +27605,8 @@
         <w:t xml:space="preserve">.</w:t>
       </w:r>
     </w:p>
-    <w:bookmarkEnd w:id="95"/>
-    <w:bookmarkStart w:id="97" w:name="ref-efron2016computer"/>
+    <w:bookmarkEnd w:id="100"/>
+    <w:bookmarkStart w:id="102" w:name="ref-efron2016computer"/>
     <w:p>
       <w:pPr>
         <w:pStyle w:val="Bibliography"/>
@@ -27545,7 +27630,7 @@
       <w:r>
         <w:t xml:space="preserve"> </w:t>
       </w:r>
-      <w:hyperlink r:id="rId96">
+      <w:hyperlink r:id="rId101">
         <w:r>
           <w:rPr>
             <w:rStyle w:val="Hyperlink"/>
@@ -27557,8 +27642,8 @@
         <w:t xml:space="preserve">.</w:t>
       </w:r>
     </w:p>
-    <w:bookmarkEnd w:id="97"/>
-    <w:bookmarkStart w:id="98" w:name="ref-holm1979simple"/>
+    <w:bookmarkEnd w:id="102"/>
+    <w:bookmarkStart w:id="103" w:name="ref-holm1979simple"/>
     <w:p>
       <w:pPr>
         <w:pStyle w:val="Bibliography"/>
@@ -27589,8 +27674,8 @@
         <w:t xml:space="preserve">6 (2): 65–70.</w:t>
       </w:r>
     </w:p>
-    <w:bookmarkEnd w:id="98"/>
-    <w:bookmarkStart w:id="100" w:name="ref-james2021islr2e"/>
+    <w:bookmarkEnd w:id="103"/>
+    <w:bookmarkStart w:id="105" w:name="ref-james2021islr2e"/>
     <w:p>
       <w:pPr>
         <w:pStyle w:val="Bibliography"/>
@@ -27628,7 +27713,7 @@
       <w:r>
         <w:t xml:space="preserve"> </w:t>
       </w:r>
-      <w:hyperlink r:id="rId99">
+      <w:hyperlink r:id="rId104">
         <w:r>
           <w:rPr>
             <w:rStyle w:val="Hyperlink"/>
@@ -27640,8 +27725,8 @@
         <w:t xml:space="preserve">.</w:t>
       </w:r>
     </w:p>
-    <w:bookmarkEnd w:id="100"/>
-    <w:bookmarkStart w:id="102" w:name="ref-khan2001classification"/>
+    <w:bookmarkEnd w:id="105"/>
+    <w:bookmarkStart w:id="107" w:name="ref-khan2001classification"/>
     <w:p>
       <w:pPr>
         <w:pStyle w:val="Bibliography"/>
@@ -27674,7 +27759,7 @@
       <w:r>
         <w:t xml:space="preserve"> </w:t>
       </w:r>
-      <w:hyperlink r:id="rId101">
+      <w:hyperlink r:id="rId106">
         <w:r>
           <w:rPr>
             <w:rStyle w:val="Hyperlink"/>
@@ -27686,8 +27771,8 @@
         <w:t xml:space="preserve">.</w:t>
       </w:r>
     </w:p>
-    <w:bookmarkEnd w:id="102"/>
-    <w:bookmarkStart w:id="104" w:name="ref-storey2002direct"/>
+    <w:bookmarkEnd w:id="107"/>
+    <w:bookmarkStart w:id="109" w:name="ref-storey2002direct"/>
     <w:p>
       <w:pPr>
         <w:pStyle w:val="Bibliography"/>
@@ -27720,7 +27805,7 @@
       <w:r>
         <w:t xml:space="preserve"> </w:t>
       </w:r>
-      <w:hyperlink r:id="rId103">
+      <w:hyperlink r:id="rId108">
         <w:r>
           <w:rPr>
             <w:rStyle w:val="Hyperlink"/>
@@ -27732,9 +27817,9 @@
         <w:t xml:space="preserve">.</w:t>
       </w:r>
     </w:p>
-    <w:bookmarkEnd w:id="104"/>
-    <w:bookmarkEnd w:id="105"/>
-    <w:bookmarkEnd w:id="106"/>
+    <w:bookmarkEnd w:id="109"/>
+    <w:bookmarkEnd w:id="110"/>
+    <w:bookmarkEnd w:id="111"/>
     <w:sectPr>
       <w:footnotePr>
         <w:numRestart w:val="eachSect"/>
